--- a/4_Aufbaumodule/A1_Mobilfunk/A1.1_WieproduziertmaneinErklärvideo_L.docx
+++ b/4_Aufbaumodule/A1_Mobilfunk/A1.1_WieproduziertmaneinErklärvideo_L.docx
@@ -5,48 +5,216 @@
     <w:p>
       <w:pPr>
         <w:pStyle w:val="WF-Arbeitsblatt"/>
+        <w:jc w:val="both"/>
       </w:pPr>
       <w:r>
         <w:t>Wie produziert man ein Erklärvideo?</w:t>
       </w:r>
     </w:p>
     <w:p>
-      <w:r>
-        <w:t>Die Produktion von Erklär- und Lernvideos ist heute, dank intuitiver Software und günstiger Technik viel einfacher geworden. Im Folgenden werden drei Möglichkeiten vorgestellt, wie Schülerinnen und Schüler selbst aktiv kleine Erklärvideos produzieren können.</w:t>
+      <w:pPr>
+        <w:jc w:val="both"/>
+        <w:rPr>
+          <w:ins w:id="0" w:author="I E" w:date="2023-03-30T13:55:00Z"/>
+        </w:rPr>
+      </w:pPr>
+      <w:r>
+        <w:t xml:space="preserve">Die Produktion von Erklär- und Lernvideos ist heute, dank intuitiver Software und günstiger Technik viel einfacher geworden. Im Folgenden werden </w:t>
+      </w:r>
+      <w:ins w:id="1" w:author="I E" w:date="2023-03-30T13:57:00Z">
+        <w:r>
+          <w:t>ver</w:t>
+        </w:r>
+      </w:ins>
+      <w:ins w:id="2" w:author="I E" w:date="2023-03-30T13:58:00Z">
+        <w:r>
+          <w:t xml:space="preserve">schiedene </w:t>
+        </w:r>
+      </w:ins>
+      <w:del w:id="3" w:author="I E" w:date="2023-03-30T13:57:00Z">
+        <w:r>
+          <w:rPr>
+            <w:highlight w:val="yellow"/>
+            <w:rPrChange w:id="4" w:author="I E" w:date="2023-03-30T13:55:00Z">
+              <w:rPr/>
+            </w:rPrChange>
+          </w:rPr>
+          <w:delText>drei</w:delText>
+        </w:r>
+        <w:r>
+          <w:delText xml:space="preserve"> </w:delText>
+        </w:r>
+      </w:del>
+      <w:r>
+        <w:t>Möglichkeiten vorgestellt, wie Schülerinnen und Schüler selbst aktiv kleine Erklärvideos produzieren können.</w:t>
       </w:r>
     </w:p>
     <w:p>
       <w:pPr>
         <w:pStyle w:val="berschrift1"/>
-      </w:pPr>
-      <w:r>
-        <w:t>Erklärvideo</w:t>
-      </w:r>
-      <w:r>
-        <w:t>s</w:t>
-      </w:r>
-      <w:r>
-        <w:t xml:space="preserve"> mit Powtoon</w:t>
-      </w:r>
+        <w:rPr>
+          <w:ins w:id="5" w:author="I E" w:date="2023-03-30T13:55:00Z"/>
+        </w:rPr>
+      </w:pPr>
+      <w:ins w:id="6" w:author="I E" w:date="2023-03-30T13:55:00Z">
+        <w:r>
+          <w:t>Erklärvideos mit PowerPoint</w:t>
+        </w:r>
+      </w:ins>
     </w:p>
     <w:p>
-      <w:r>
-        <w:t xml:space="preserve">Für Schülen, die kein Office und damit auch keine </w:t>
-      </w:r>
-      <w:r>
-        <w:t>Microsoft PowerP</w:t>
-      </w:r>
-      <w:r>
-        <w:t>oint installiert haben, besteht die Möglichkeit online Erklärvideos mit Powtoon zu produzieren. Die Oberfläche ist übersichtlich und intuitiv zu bedienen. Äh</w:t>
-      </w:r>
-      <w:r>
-        <w:t>n</w:t>
-      </w:r>
-      <w:r>
-        <w:t xml:space="preserve">lich wie in PowerPoint sind auf der linken Seite die einzelnen Folien aufgelistet. Rechts findet man viele Vorlagen für Hintergründe, Bilder, Charaktere und Animationen. Auch eigene Bilder können eingefügt werden. </w:t>
-      </w:r>
+      <w:pPr>
+        <w:jc w:val="both"/>
+        <w:rPr>
+          <w:ins w:id="7" w:author="I E" w:date="2023-03-30T13:57:00Z"/>
+        </w:rPr>
+        <w:pPrChange w:id="8" w:author="I E" w:date="2023-03-30T13:58:00Z">
+          <w:pPr/>
+        </w:pPrChange>
+      </w:pPr>
+      <w:ins w:id="9" w:author="I E" w:date="2023-03-30T13:55:00Z">
+        <w:r>
+          <w:t xml:space="preserve">Neben dem </w:t>
+        </w:r>
+      </w:ins>
+      <w:ins w:id="10" w:author="I E" w:date="2023-03-30T13:56:00Z">
+        <w:r>
+          <w:t>Erstellen von Präsentationen anhand der gestaltung und Animation von Inhalten auf den Folien von PowerPoint ist es möglich diese mit einer Audio zu hinterlegen.</w:t>
+        </w:r>
+      </w:ins>
+      <w:ins w:id="11" w:author="I E" w:date="2023-03-30T13:58:00Z">
+        <w:r>
+          <w:t xml:space="preserve"> Dies funktioniert zu einem durch das „Besprechen“ einer Folie oder durch das hinzufügen von Audiodateien</w:t>
+        </w:r>
+      </w:ins>
+      <w:ins w:id="12" w:author="I E" w:date="2023-03-30T15:22:00Z">
+        <w:r>
+          <w:t>.</w:t>
+        </w:r>
+      </w:ins>
+      <w:ins w:id="13" w:author="I E" w:date="2023-03-30T13:58:00Z">
+        <w:r>
+          <w:t xml:space="preserve"> </w:t>
+        </w:r>
+      </w:ins>
     </w:p>
     <w:p>
+      <w:pPr>
+        <w:spacing w:after="0"/>
+        <w:rPr>
+          <w:ins w:id="14" w:author="I E" w:date="2023-03-30T13:57:00Z"/>
+        </w:rPr>
+        <w:pPrChange w:id="15" w:author="I E" w:date="2023-03-30T13:57:00Z">
+          <w:pPr/>
+        </w:pPrChange>
+      </w:pPr>
+      <w:ins w:id="16" w:author="I E" w:date="2023-03-30T13:57:00Z">
+        <w:r>
+          <w:drawing>
+            <wp:inline distT="0" distB="0" distL="0" distR="0" wp14:anchorId="216FB081" wp14:editId="1716187F">
+              <wp:extent cx="4746929" cy="2339054"/>
+              <wp:effectExtent l="0" t="0" r="0" b="4445"/>
+              <wp:docPr id="1" name="Grafik 1"/>
+              <wp:cNvGraphicFramePr>
+                <a:graphicFrameLocks xmlns:a="http://schemas.openxmlformats.org/drawingml/2006/main" noChangeAspect="1"/>
+              </wp:cNvGraphicFramePr>
+              <a:graphic xmlns:a="http://schemas.openxmlformats.org/drawingml/2006/main">
+                <a:graphicData uri="http://schemas.openxmlformats.org/drawingml/2006/picture">
+                  <pic:pic xmlns:pic="http://schemas.openxmlformats.org/drawingml/2006/picture">
+                    <pic:nvPicPr>
+                      <pic:cNvPr id="1" name=""/>
+                      <pic:cNvPicPr/>
+                    </pic:nvPicPr>
+                    <pic:blipFill rotWithShape="1">
+                      <a:blip r:embed="rId8"/>
+                      <a:srcRect t="52981" b="3221"/>
+                      <a:stretch/>
+                    </pic:blipFill>
+                    <pic:spPr bwMode="auto">
+                      <a:xfrm>
+                        <a:off x="0" y="0"/>
+                        <a:ext cx="4766766" cy="2348828"/>
+                      </a:xfrm>
+                      <a:prstGeom prst="rect">
+                        <a:avLst/>
+                      </a:prstGeom>
+                      <a:ln>
+                        <a:noFill/>
+                      </a:ln>
+                      <a:extLst>
+                        <a:ext uri="{53640926-AAD7-44D8-BBD7-CCE9431645EC}">
+                          <a14:shadowObscured xmlns:a14="http://schemas.microsoft.com/office/drawing/2010/main"/>
+                        </a:ext>
+                      </a:extLst>
+                    </pic:spPr>
+                  </pic:pic>
+                </a:graphicData>
+              </a:graphic>
+            </wp:inline>
+          </w:drawing>
+        </w:r>
+      </w:ins>
+    </w:p>
+    <w:p>
+      <w:pPr>
+        <w:pPrChange w:id="17" w:author="I E" w:date="2023-03-30T13:55:00Z">
+          <w:pPr>
+            <w:jc w:val="both"/>
+          </w:pPr>
+        </w:pPrChange>
+      </w:pPr>
+    </w:p>
+    <w:p>
+      <w:pPr>
+        <w:pStyle w:val="berschrift1"/>
+        <w:spacing w:before="180" w:after="40"/>
+        <w:jc w:val="both"/>
+        <w:pPrChange w:id="18" w:author="I E" w:date="2023-03-30T13:59:00Z">
+          <w:pPr>
+            <w:pStyle w:val="berschrift1"/>
+            <w:jc w:val="both"/>
+          </w:pPr>
+        </w:pPrChange>
+      </w:pPr>
+      <w:r>
+        <w:t>Erklärvideo</w:t>
+      </w:r>
+      <w:r>
+        <w:t>s</w:t>
+      </w:r>
+      <w:r>
+        <w:t xml:space="preserve"> mit Powtoo</w:t>
+      </w:r>
+      <w:del w:id="19" w:author="I E" w:date="2023-03-30T13:57:00Z">
+        <w:r>
+          <w:delText>n</w:delText>
+        </w:r>
+      </w:del>
+    </w:p>
+    <w:p>
+      <w:pPr>
+        <w:jc w:val="both"/>
+      </w:pPr>
+      <w:r>
+        <w:t xml:space="preserve">Für Schülen, die kein Office und damit auch keine </w:t>
+      </w:r>
+      <w:r>
+        <w:t>Microsoft PowerP</w:t>
+      </w:r>
+      <w:r>
+        <w:t>oint installiert haben, besteht die Möglichkeit online Erklärvideos mit Powtoon zu produzieren. Die Oberfläche ist übersichtlich und intuitiv zu bedienen. Äh</w:t>
+      </w:r>
+      <w:r>
+        <w:t>n</w:t>
+      </w:r>
+      <w:r>
+        <w:t xml:space="preserve">lich wie in PowerPoint sind auf der linken Seite die einzelnen Folien aufgelistet. Rechts findet man viele Vorlagen für Hintergründe, Bilder, Charaktere und Animationen. Auch eigene Bilder können eingefügt werden. </w:t>
+      </w:r>
+    </w:p>
+    <w:p>
+      <w:pPr>
+        <w:jc w:val="center"/>
+      </w:pPr>
       <w:r>
         <w:drawing>
           <wp:inline distT="0" distB="0" distL="0" distR="0" wp14:anchorId="6732A13C" wp14:editId="16112CBD">
@@ -64,11 +232,11 @@
                     <pic:cNvPicPr/>
                   </pic:nvPicPr>
                   <pic:blipFill>
-                    <a:blip r:embed="rId8" cstate="screen">
+                    <a:blip r:embed="rId9" cstate="screen">
                       <a:extLst>
                         <a:ext uri="{BEBA8EAE-BF5A-486C-A8C5-ECC9F3942E4B}">
                           <a14:imgProps xmlns:a14="http://schemas.microsoft.com/office/drawing/2010/main">
-                            <a14:imgLayer r:embed="rId9">
+                            <a14:imgLayer r:embed="rId10">
                               <a14:imgEffect>
                                 <a14:sharpenSoften amount="25000"/>
                               </a14:imgEffect>
@@ -111,7 +279,11 @@
       </w:r>
     </w:p>
     <w:p>
-      <w:r>
+      <w:pPr>
+        <w:jc w:val="both"/>
+      </w:pPr>
+      <w:r>
+        <w:lastRenderedPageBreak/>
         <w:drawing>
           <wp:anchor distT="0" distB="0" distL="114300" distR="114300" simplePos="0" relativeHeight="251663360" behindDoc="1" locked="0" layoutInCell="1" allowOverlap="1" wp14:anchorId="383F8702" wp14:editId="782B342F">
             <wp:simplePos x="0" y="0"/>
@@ -144,11 +316,11 @@
                     <pic:cNvPicPr/>
                   </pic:nvPicPr>
                   <pic:blipFill>
-                    <a:blip r:embed="rId10" cstate="screen">
+                    <a:blip r:embed="rId11" cstate="screen">
                       <a:extLst>
                         <a:ext uri="{BEBA8EAE-BF5A-486C-A8C5-ECC9F3942E4B}">
                           <a14:imgProps xmlns:a14="http://schemas.microsoft.com/office/drawing/2010/main">
-                            <a14:imgLayer r:embed="rId11">
+                            <a14:imgLayer r:embed="rId12">
                               <a14:imgEffect>
                                 <a14:sharpenSoften amount="50000"/>
                               </a14:imgEffect>
@@ -201,6 +373,7 @@
     </w:p>
     <w:p>
       <w:pPr>
+        <w:jc w:val="both"/>
         <w:rPr>
           <w:b/>
         </w:rPr>
@@ -215,6 +388,12 @@
     <w:p>
       <w:pPr>
         <w:pStyle w:val="WF-Listenabsatz-1-facherZeilenabstand"/>
+        <w:pPrChange w:id="20" w:author="I E" w:date="2023-03-30T14:06:00Z">
+          <w:pPr>
+            <w:pStyle w:val="WF-Listenabsatz-1-facherZeilenabstand"/>
+            <w:jc w:val="both"/>
+          </w:pPr>
+        </w:pPrChange>
       </w:pPr>
       <w:r>
         <w:t>Powtoon Tutorial (Video/</w:t>
@@ -222,30 +401,62 @@
       <w:r>
         <w:t xml:space="preserve">englisch): </w:t>
       </w:r>
-      <w:hyperlink r:id="rId12" w:history="1">
-        <w:r>
-          <w:rPr>
-            <w:rStyle w:val="Hyperlink"/>
-          </w:rPr>
-          <w:t>https://www.youtube.com/watch?v=bRqO5MasiFk</w:t>
-        </w:r>
-      </w:hyperlink>
+      <w:r>
+        <w:fldChar w:fldCharType="begin"/>
+      </w:r>
+      <w:r>
+        <w:instrText>HYPERLINK "https://www.youtube.com/watch?v=bRqO5MasiFk"</w:instrText>
+      </w:r>
+      <w:r>
+        <w:fldChar w:fldCharType="separate"/>
+      </w:r>
+      <w:r>
+        <w:rPr>
+          <w:rStyle w:val="Hyperlink"/>
+        </w:rPr>
+        <w:t>https://www.youtube.com/watch?v=bRqO5MasiFk</w:t>
+      </w:r>
+      <w:r>
+        <w:rPr>
+          <w:rStyle w:val="Hyperlink"/>
+        </w:rPr>
+        <w:fldChar w:fldCharType="end"/>
+      </w:r>
     </w:p>
     <w:p>
       <w:pPr>
         <w:pStyle w:val="WF-Listenabsatz-1-facherZeilenabstand"/>
+        <w:pPrChange w:id="21" w:author="I E" w:date="2023-03-30T14:06:00Z">
+          <w:pPr>
+            <w:pStyle w:val="WF-Listenabsatz-1-facherZeilenabstand"/>
+            <w:jc w:val="both"/>
+          </w:pPr>
+        </w:pPrChange>
       </w:pPr>
       <w:r>
         <w:t xml:space="preserve">Powtoon im Unterricht: </w:t>
       </w:r>
-      <w:hyperlink r:id="rId13" w:history="1">
-        <w:r>
-          <w:rPr>
-            <w:rStyle w:val="Hyperlink"/>
-          </w:rPr>
-          <w:t>http://carsten-reichert.de/2014/05/04/erklaervideos-im-unterricht-selbst-erstellen/</w:t>
-        </w:r>
-      </w:hyperlink>
+      <w:r>
+        <w:fldChar w:fldCharType="begin"/>
+      </w:r>
+      <w:r>
+        <w:instrText>HYPERLINK "http://carsten-reichert.de/2014/05/04/erklaervideos-im-unterricht-selbst-erstellen/"</w:instrText>
+      </w:r>
+      <w:r>
+        <w:fldChar w:fldCharType="separate"/>
+      </w:r>
+      <w:r>
+        <w:rPr>
+          <w:rStyle w:val="Hyperlink"/>
+        </w:rPr>
+        <w:t>http://carsten-reichert.de/2014/05/04/erklaervideos-im-unterricht-selbst-erstellen/</w:t>
+      </w:r>
+      <w:r>
+        <w:rPr>
+          <w:rStyle w:val="Hyperlink"/>
+        </w:rPr>
+        <w:fldChar w:fldCharType="end"/>
+      </w:r>
       <w:r>
         <w:t xml:space="preserve"> </w:t>
       </w:r>
@@ -253,12 +464,16 @@
     <w:p>
       <w:pPr>
         <w:pStyle w:val="berschrift1"/>
+        <w:jc w:val="both"/>
       </w:pPr>
       <w:r>
         <w:t>Erklärvideo mit BYOD</w:t>
       </w:r>
     </w:p>
     <w:p>
+      <w:pPr>
+        <w:jc w:val="both"/>
+      </w:pPr>
       <w:r>
         <w:t>Sollte in der S</w:t>
       </w:r>
@@ -270,18 +485,34 @@
       </w:r>
     </w:p>
     <w:p>
-      <w:r>
-        <w:lastRenderedPageBreak/>
+      <w:pPr>
+        <w:jc w:val="both"/>
+      </w:pPr>
+      <w:r>
         <w:t>Die Schülerinnen und Schüler können Figuren aufzeichnen oder ausdrucken und auschneiden. Einer übernimmt die Kamera am Smartphone, ein weiterer Schüler legt und verschiebt die einzelnen Objekte. Ein dritter Schüler liest parallel den zuvor geschriebenen Text vor. Häufig werden mehrere Aufnahmen benötigt, bis ein zufriedenstellendes Ergebnis erreicht wird.</w:t>
       </w:r>
+      <w:ins w:id="22" w:author="I E" w:date="2023-03-30T14:00:00Z">
+        <w:r>
+          <w:t xml:space="preserve"> Diese Art der Erstellung eines Erklärvideos </w:t>
+        </w:r>
+      </w:ins>
+      <w:ins w:id="23" w:author="I E" w:date="2023-03-30T14:01:00Z">
+        <w:r>
+          <w:t>wird auch Trick-lege-Technick gennant und kann auch unter dem Begriff Explainity verstanden werden.</w:t>
+        </w:r>
+      </w:ins>
     </w:p>
     <w:p>
+      <w:pPr>
+        <w:jc w:val="both"/>
+      </w:pPr>
       <w:r>
         <w:t>Für eine bessere Qualität bei der Tonaufnahme, kann das Video am Ende mit Hilfe von Windows Movie Maker noch einmal nachvertont werden. Auch ein Vor- und Abspann kann so eingefügt werden.</w:t>
       </w:r>
     </w:p>
     <w:p>
       <w:pPr>
+        <w:jc w:val="both"/>
         <w:rPr>
           <w:b/>
         </w:rPr>
@@ -296,6 +527,12 @@
     <w:p>
       <w:pPr>
         <w:pStyle w:val="WF-Listenabsatz-1-facherZeilenabstand"/>
+        <w:pPrChange w:id="24" w:author="I E" w:date="2023-03-30T14:05:00Z">
+          <w:pPr>
+            <w:pStyle w:val="WF-Listenabsatz-1-facherZeilenabstand"/>
+            <w:jc w:val="both"/>
+          </w:pPr>
+        </w:pPrChange>
       </w:pPr>
       <w:r>
         <w:t xml:space="preserve">Erklärvideo </w:t>
@@ -303,40 +540,575 @@
       <w:r>
         <w:t xml:space="preserve">mit BYOD: </w:t>
       </w:r>
-      <w:hyperlink r:id="rId14" w:history="1">
+      <w:r>
+        <w:fldChar w:fldCharType="begin"/>
+      </w:r>
+      <w:r>
+        <w:instrText>HYPERLINK "https://www.medienpaedagogik-praxis.de/2013/12/17/erklaervideos-mit-byod-produzieren/"</w:instrText>
+      </w:r>
+      <w:r>
+        <w:fldChar w:fldCharType="separate"/>
+      </w:r>
+      <w:r>
+        <w:rPr>
+          <w:rStyle w:val="Hyperlink"/>
+        </w:rPr>
+        <w:t>https://www.medienpaedagogik-praxis.de/2013/12/17/erklaervideos-mit-byod-produzieren/</w:t>
+      </w:r>
+      <w:r>
+        <w:rPr>
+          <w:rStyle w:val="Hyperlink"/>
+        </w:rPr>
+        <w:fldChar w:fldCharType="end"/>
+      </w:r>
+      <w:r>
+        <w:t xml:space="preserve"> </w:t>
+      </w:r>
+    </w:p>
+    <w:p>
+      <w:pPr>
+        <w:pStyle w:val="WF-Listenabsatz-1-facherZeilenabstand"/>
+        <w:rPr>
+          <w:rStyle w:val="Hyperlink"/>
+          <w:color w:val="auto"/>
+          <w:sz w:val="28"/>
+        </w:rPr>
+        <w:pPrChange w:id="25" w:author="I E" w:date="2023-03-30T14:05:00Z">
+          <w:pPr>
+            <w:pStyle w:val="WF-Listenabsatz-1-facherZeilenabstand"/>
+            <w:jc w:val="both"/>
+          </w:pPr>
+        </w:pPrChange>
+      </w:pPr>
+      <w:r>
+        <w:t xml:space="preserve">Lernen durch Erklären – Projektbeispiel: </w:t>
+      </w:r>
+      <w:r>
+        <w:fldChar w:fldCharType="begin"/>
+      </w:r>
+      <w:r>
+        <w:instrText>HYPERLINK "https://www.klett.de/alias/1067964"</w:instrText>
+      </w:r>
+      <w:r>
+        <w:fldChar w:fldCharType="separate"/>
+      </w:r>
+      <w:r>
+        <w:rPr>
+          <w:rStyle w:val="Hyperlink"/>
+        </w:rPr>
+        <w:t>https://www.klett.de/alias/1067964</w:t>
+      </w:r>
+      <w:r>
+        <w:rPr>
+          <w:rStyle w:val="Hyperlink"/>
+        </w:rPr>
+        <w:fldChar w:fldCharType="end"/>
+      </w:r>
+    </w:p>
+    <w:p>
+      <w:pPr>
+        <w:pStyle w:val="WF-Listenabsatz-1-facherZeilenabstand"/>
+        <w:numPr>
+          <w:ilvl w:val="0"/>
+          <w:numId w:val="0"/>
+        </w:numPr>
+        <w:ind w:left="720" w:hanging="360"/>
+        <w:jc w:val="both"/>
+        <w:rPr>
+          <w:rStyle w:val="Hyperlink"/>
+        </w:rPr>
+      </w:pPr>
+    </w:p>
+    <w:p>
+      <w:pPr>
+        <w:pStyle w:val="WF-Listenabsatz-1-facherZeilenabstand"/>
+        <w:numPr>
+          <w:ilvl w:val="0"/>
+          <w:numId w:val="0"/>
+        </w:numPr>
+        <w:ind w:left="720" w:hanging="360"/>
+        <w:jc w:val="both"/>
+        <w:rPr>
+          <w:rStyle w:val="Hyperlink"/>
+        </w:rPr>
+      </w:pPr>
+    </w:p>
+    <w:p>
+      <w:pPr>
+        <w:pStyle w:val="berschrift1"/>
+        <w:spacing w:before="180"/>
+        <w:rPr>
+          <w:ins w:id="26" w:author="I E" w:date="2023-03-30T14:02:00Z"/>
+        </w:rPr>
+        <w:pPrChange w:id="27" w:author="I E" w:date="2023-03-30T14:05:00Z">
+          <w:pPr>
+            <w:pStyle w:val="berschrift1"/>
+          </w:pPr>
+        </w:pPrChange>
+      </w:pPr>
+      <w:ins w:id="28" w:author="I E" w:date="2023-03-30T13:59:00Z">
+        <w:r>
+          <w:t xml:space="preserve">Erklärvideos mit </w:t>
+        </w:r>
+      </w:ins>
+      <w:ins w:id="29" w:author="I E" w:date="2023-03-30T14:02:00Z">
+        <w:r>
+          <w:t>MySimpleShow</w:t>
+        </w:r>
+      </w:ins>
+    </w:p>
+    <w:p>
+      <w:pPr>
+        <w:jc w:val="both"/>
+        <w:rPr>
+          <w:ins w:id="30" w:author="I E" w:date="2023-03-30T14:18:00Z"/>
+        </w:rPr>
+      </w:pPr>
+      <w:ins w:id="31" w:author="I E" w:date="2023-03-30T14:18:00Z">
+        <w:r>
+          <w:t>Die Erstellung von Erklärvideos kann auch mit der (online) Nutzung der Software MySimpleShow funktionieren. Dies ist ein Programm, in dem die Schülerinnen und Schüler einzelne Szenen mit verschiedenen Figuren, Formen, Zeichen, etc.. gestalten und Text hinzufügen können. Dabei besteht die Möglichkeit den Erklär-Text zu schreiben, ihn aber nicht selbst zu sprechen, da mit MySimpleShow die Möglichkeit besteht, den Text wiedergeben zu lassen. Leider erfordert das Arbeiten mit MySimpleShow die Erstellung eines kostenlosen Nutzer*innen-Kontos, mit dem Erklärvideos bis zu drei Minuten erstellt werden können.</w:t>
+        </w:r>
+      </w:ins>
+    </w:p>
+    <w:p>
+      <w:pPr>
+        <w:jc w:val="both"/>
+        <w:rPr>
+          <w:ins w:id="32" w:author="I E" w:date="2023-03-30T14:13:00Z"/>
+        </w:rPr>
+      </w:pPr>
+      <w:ins w:id="33" w:author="I E" w:date="2023-03-30T14:18:00Z">
+        <w:r>
+          <w:t>Mit MySimpleShow ist es auch möglich, PowerPoint-Dateien als Basis für die Erstellung eines Erklärvideos zu nutzen.</w:t>
+        </w:r>
+      </w:ins>
+    </w:p>
+    <w:p>
+      <w:pPr>
+        <w:keepNext/>
+        <w:jc w:val="center"/>
+        <w:rPr>
+          <w:ins w:id="34" w:author="I E" w:date="2023-03-30T14:16:00Z"/>
+        </w:rPr>
+        <w:pPrChange w:id="35" w:author="I E" w:date="2023-03-30T14:18:00Z">
+          <w:pPr>
+            <w:jc w:val="both"/>
+          </w:pPr>
+        </w:pPrChange>
+      </w:pPr>
+      <w:ins w:id="36" w:author="I E" w:date="2023-03-30T14:13:00Z">
+        <w:r>
+          <w:lastRenderedPageBreak/>
+          <w:drawing>
+            <wp:inline distT="0" distB="0" distL="0" distR="0" wp14:anchorId="762B8C63" wp14:editId="116DF73E">
+              <wp:extent cx="5271715" cy="2388729"/>
+              <wp:effectExtent l="0" t="0" r="5715" b="0"/>
+              <wp:docPr id="2" name="Grafik 2"/>
+              <wp:cNvGraphicFramePr>
+                <a:graphicFrameLocks xmlns:a="http://schemas.openxmlformats.org/drawingml/2006/main" noChangeAspect="1"/>
+              </wp:cNvGraphicFramePr>
+              <a:graphic xmlns:a="http://schemas.openxmlformats.org/drawingml/2006/main">
+                <a:graphicData uri="http://schemas.openxmlformats.org/drawingml/2006/picture">
+                  <pic:pic xmlns:pic="http://schemas.openxmlformats.org/drawingml/2006/picture">
+                    <pic:nvPicPr>
+                      <pic:cNvPr id="1" name=""/>
+                      <pic:cNvPicPr/>
+                    </pic:nvPicPr>
+                    <pic:blipFill rotWithShape="1">
+                      <a:blip r:embed="rId13"/>
+                      <a:srcRect t="55875" b="3849"/>
+                      <a:stretch/>
+                    </pic:blipFill>
+                    <pic:spPr bwMode="auto">
+                      <a:xfrm>
+                        <a:off x="0" y="0"/>
+                        <a:ext cx="5276739" cy="2391005"/>
+                      </a:xfrm>
+                      <a:prstGeom prst="rect">
+                        <a:avLst/>
+                      </a:prstGeom>
+                      <a:ln>
+                        <a:noFill/>
+                      </a:ln>
+                      <a:extLst>
+                        <a:ext uri="{53640926-AAD7-44D8-BBD7-CCE9431645EC}">
+                          <a14:shadowObscured xmlns:a14="http://schemas.microsoft.com/office/drawing/2010/main"/>
+                        </a:ext>
+                      </a:extLst>
+                    </pic:spPr>
+                  </pic:pic>
+                </a:graphicData>
+              </a:graphic>
+            </wp:inline>
+          </w:drawing>
+        </w:r>
+      </w:ins>
+    </w:p>
+    <w:p>
+      <w:pPr>
+        <w:pStyle w:val="WF-Beschriftung"/>
+        <w:jc w:val="center"/>
+        <w:rPr>
+          <w:ins w:id="37" w:author="I E" w:date="2023-03-30T14:16:00Z"/>
+          <w:lang w:val="de-DE"/>
+          <w:rPrChange w:id="38" w:author="I E" w:date="2023-03-30T14:34:00Z">
+            <w:rPr>
+              <w:ins w:id="39" w:author="I E" w:date="2023-03-30T14:16:00Z"/>
+            </w:rPr>
+          </w:rPrChange>
+        </w:rPr>
+        <w:pPrChange w:id="40" w:author="I E" w:date="2023-03-30T14:18:00Z">
+          <w:pPr>
+            <w:pStyle w:val="WF-Beschriftung"/>
+          </w:pPr>
+        </w:pPrChange>
+      </w:pPr>
+      <w:ins w:id="41" w:author="I E" w:date="2023-03-30T14:16:00Z">
+        <w:r>
+          <w:rPr>
+            <w:lang w:val="de-DE"/>
+            <w:rPrChange w:id="42" w:author="I E" w:date="2023-03-30T14:34:00Z">
+              <w:rPr/>
+            </w:rPrChange>
+          </w:rPr>
+          <w:t>Screenshot von MySimpleShow nach dem Login und dem anlegen eines neuen leeren Projekts</w:t>
+        </w:r>
+      </w:ins>
+    </w:p>
+    <w:p>
+      <w:pPr>
+        <w:pStyle w:val="WF-Listenabsatz-1-facherZeilenabstand"/>
+        <w:rPr>
+          <w:ins w:id="43" w:author="I E" w:date="2023-03-30T14:19:00Z"/>
+          <w:lang w:val="en-GB"/>
+        </w:rPr>
+      </w:pPr>
+      <w:ins w:id="44" w:author="I E" w:date="2023-03-30T14:16:00Z">
+        <w:r>
+          <w:rPr>
+            <w:lang w:val="en-GB"/>
+            <w:rPrChange w:id="45" w:author="I E" w:date="2023-03-30T14:17:00Z">
+              <w:rPr/>
+            </w:rPrChange>
+          </w:rPr>
+          <w:t xml:space="preserve">Link zu MySimpleShow: </w:t>
+        </w:r>
+      </w:ins>
+      <w:ins w:id="46" w:author="I E" w:date="2023-03-30T14:19:00Z">
+        <w:r>
+          <w:rPr>
+            <w:lang w:val="en-GB"/>
+          </w:rPr>
+          <w:fldChar w:fldCharType="begin"/>
+        </w:r>
+        <w:r>
+          <w:rPr>
+            <w:lang w:val="en-GB"/>
+          </w:rPr>
+          <w:instrText xml:space="preserve"> HYPERLINK "</w:instrText>
+        </w:r>
+        <w:r>
+          <w:rPr>
+            <w:lang w:val="en-GB"/>
+          </w:rPr>
+          <w:instrText>https://simpleshow.com/de/</w:instrText>
+        </w:r>
+        <w:r>
+          <w:rPr>
+            <w:lang w:val="en-GB"/>
+          </w:rPr>
+          <w:instrText xml:space="preserve">" </w:instrText>
+        </w:r>
+        <w:r>
+          <w:rPr>
+            <w:lang w:val="en-GB"/>
+          </w:rPr>
+        </w:r>
+        <w:r>
+          <w:rPr>
+            <w:lang w:val="en-GB"/>
+          </w:rPr>
+          <w:fldChar w:fldCharType="separate"/>
+        </w:r>
+        <w:r>
+          <w:rPr>
+            <w:rStyle w:val="Hyperlink"/>
+            <w:lang w:val="en-GB"/>
+          </w:rPr>
+          <w:t>https://simpleshow.com/de/</w:t>
+        </w:r>
+        <w:r>
+          <w:rPr>
+            <w:lang w:val="en-GB"/>
+          </w:rPr>
+          <w:fldChar w:fldCharType="end"/>
+        </w:r>
+      </w:ins>
+    </w:p>
+    <w:p>
+      <w:pPr>
+        <w:pStyle w:val="WF-Listenabsatz-1-facherZeilenabstand"/>
+        <w:rPr>
+          <w:ins w:id="47" w:author="I E" w:date="2023-03-30T14:23:00Z"/>
+        </w:rPr>
+      </w:pPr>
+      <w:ins w:id="48" w:author="I E" w:date="2023-03-30T14:23:00Z">
+        <w:r>
+          <w:rPr>
+            <w:rPrChange w:id="49" w:author="I E" w:date="2023-03-30T14:23:00Z">
+              <w:rPr>
+                <w:lang w:val="en-GB"/>
+              </w:rPr>
+            </w:rPrChange>
+          </w:rPr>
+          <w:t>Die YouTube Suche zu MySimpleShow z</w:t>
+        </w:r>
+        <w:r>
+          <w:t xml:space="preserve">eigt verschiedene Beispielvideos, die mit MySimpleShow erstellt wurden : </w:t>
+        </w:r>
+        <w:r>
+          <w:fldChar w:fldCharType="begin"/>
+        </w:r>
+        <w:r>
+          <w:instrText xml:space="preserve"> HYPERLINK "</w:instrText>
+        </w:r>
+        <w:r>
+          <w:instrText>https://www.youtube.com/results?search_query=my+simple+show</w:instrText>
+        </w:r>
+        <w:r>
+          <w:instrText xml:space="preserve">" </w:instrText>
+        </w:r>
+        <w:r>
+          <w:fldChar w:fldCharType="separate"/>
+        </w:r>
         <w:r>
           <w:rPr>
             <w:rStyle w:val="Hyperlink"/>
           </w:rPr>
-          <w:t>https://www.medienpaedagogik-praxis.de/2013/12/17/erklaervideos-mit-byod-produzieren/</w:t>
-        </w:r>
-      </w:hyperlink>
-      <w:r>
-        <w:t xml:space="preserve"> </w:t>
-      </w:r>
+          <w:t>https://www.youtube.com/results?search_query=my+simple+show</w:t>
+        </w:r>
+        <w:r>
+          <w:fldChar w:fldCharType="end"/>
+        </w:r>
+      </w:ins>
     </w:p>
     <w:p>
       <w:pPr>
+        <w:pStyle w:val="berschrift1"/>
+        <w:rPr>
+          <w:ins w:id="50" w:author="I E" w:date="2023-03-30T14:36:00Z"/>
+        </w:rPr>
+      </w:pPr>
+      <w:ins w:id="51" w:author="I E" w:date="2023-03-30T14:34:00Z">
+        <w:r>
+          <w:t>Erklärvideo mit ExplainEverything</w:t>
+        </w:r>
+      </w:ins>
+    </w:p>
+    <w:p>
+      <w:pPr>
+        <w:rPr>
+          <w:ins w:id="52" w:author="I E" w:date="2023-03-30T14:36:00Z"/>
+        </w:rPr>
+      </w:pPr>
+      <w:ins w:id="53" w:author="I E" w:date="2023-03-30T14:36:00Z">
+        <w:r>
+          <w:t>Die Online-Plattform ExplainEverithing eignet s</w:t>
+        </w:r>
+        <w:r>
+          <w:rPr>
+            <w:rPrChange w:id="54" w:author="I E" w:date="2023-03-30T14:36:00Z">
+              <w:rPr>
+                <w:lang w:val="en-GB"/>
+              </w:rPr>
+            </w:rPrChange>
+          </w:rPr>
+          <w:t>ich ebenfal</w:t>
+        </w:r>
+        <w:r>
+          <w:t>ls zur Erstellung von Erklärvideos</w:t>
+        </w:r>
+      </w:ins>
+      <w:ins w:id="55" w:author="I E" w:date="2023-03-30T14:37:00Z">
+        <w:r>
+          <w:t>. Hierbei besteht die Möglichkeit mit ExplainEverything einen Screenca</w:t>
+        </w:r>
+      </w:ins>
+      <w:ins w:id="56" w:author="I E" w:date="2023-03-30T14:38:00Z">
+        <w:r>
+          <w:t>st mit diesem Tool aufzunehmen. Dabei gilt wie bei MySimpleShow wieder die Begrenzung von 3 Minuten</w:t>
+        </w:r>
+      </w:ins>
+      <w:ins w:id="57" w:author="I E" w:date="2023-03-30T14:39:00Z">
+        <w:r>
+          <w:t>, sowie die Nutzung von ExplainEverything mit einem Nuter*innenkonto möglich ist.</w:t>
+        </w:r>
+      </w:ins>
+    </w:p>
+    <w:p>
+      <w:pPr>
+        <w:rPr>
+          <w:ins w:id="58" w:author="I E" w:date="2023-03-30T14:39:00Z"/>
+        </w:rPr>
+      </w:pPr>
+      <w:ins w:id="59" w:author="I E" w:date="2023-03-30T14:39:00Z">
+        <w:r>
+          <w:drawing>
+            <wp:inline distT="0" distB="0" distL="0" distR="0" wp14:anchorId="3ABB665B" wp14:editId="42528B0C">
+              <wp:extent cx="5614714" cy="2591767"/>
+              <wp:effectExtent l="0" t="0" r="5080" b="0"/>
+              <wp:docPr id="3" name="Grafik 3"/>
+              <wp:cNvGraphicFramePr>
+                <a:graphicFrameLocks xmlns:a="http://schemas.openxmlformats.org/drawingml/2006/main" noChangeAspect="1"/>
+              </wp:cNvGraphicFramePr>
+              <a:graphic xmlns:a="http://schemas.openxmlformats.org/drawingml/2006/main">
+                <a:graphicData uri="http://schemas.openxmlformats.org/drawingml/2006/picture">
+                  <pic:pic xmlns:pic="http://schemas.openxmlformats.org/drawingml/2006/picture">
+                    <pic:nvPicPr>
+                      <pic:cNvPr id="1" name=""/>
+                      <pic:cNvPicPr/>
+                    </pic:nvPicPr>
+                    <pic:blipFill rotWithShape="1">
+                      <a:blip r:embed="rId14"/>
+                      <a:srcRect t="55751" b="3221"/>
+                      <a:stretch/>
+                    </pic:blipFill>
+                    <pic:spPr bwMode="auto">
+                      <a:xfrm>
+                        <a:off x="0" y="0"/>
+                        <a:ext cx="5615940" cy="2592333"/>
+                      </a:xfrm>
+                      <a:prstGeom prst="rect">
+                        <a:avLst/>
+                      </a:prstGeom>
+                      <a:ln>
+                        <a:noFill/>
+                      </a:ln>
+                      <a:extLst>
+                        <a:ext uri="{53640926-AAD7-44D8-BBD7-CCE9431645EC}">
+                          <a14:shadowObscured xmlns:a14="http://schemas.microsoft.com/office/drawing/2010/main"/>
+                        </a:ext>
+                      </a:extLst>
+                    </pic:spPr>
+                  </pic:pic>
+                </a:graphicData>
+              </a:graphic>
+            </wp:inline>
+          </w:drawing>
+        </w:r>
+      </w:ins>
+    </w:p>
+    <w:p>
+      <w:pPr>
+        <w:pStyle w:val="WF-Beschriftung"/>
+        <w:rPr>
+          <w:ins w:id="60" w:author="I E" w:date="2023-03-30T14:41:00Z"/>
+          <w:lang w:val="de-DE"/>
+        </w:rPr>
+      </w:pPr>
+      <w:ins w:id="61" w:author="I E" w:date="2023-03-30T14:39:00Z">
+        <w:r>
+          <w:t>Screenshot nach dem Login und öffnen eines neuen Projekte</w:t>
+        </w:r>
+      </w:ins>
+      <w:ins w:id="62" w:author="I E" w:date="2023-03-30T14:40:00Z">
+        <w:r>
+          <w:t xml:space="preserve">s. </w:t>
+        </w:r>
+        <w:r>
+          <w:rPr>
+            <w:lang w:val="de-DE"/>
+            <w:rPrChange w:id="63" w:author="I E" w:date="2023-03-30T14:41:00Z">
+              <w:rPr/>
+            </w:rPrChange>
+          </w:rPr>
+          <w:t>Hier ist das Whiteboard zu sehen, das durch das anklicken der roten runden flächen unten in der Mitte beginnt aufzuzeichnen</w:t>
+        </w:r>
+      </w:ins>
+      <w:ins w:id="64" w:author="I E" w:date="2023-03-30T14:41:00Z">
+        <w:r>
+          <w:rPr>
+            <w:lang w:val="de-DE"/>
+            <w:rPrChange w:id="65" w:author="I E" w:date="2023-03-30T14:41:00Z">
+              <w:rPr/>
+            </w:rPrChange>
+          </w:rPr>
+          <w:t>.</w:t>
+        </w:r>
+      </w:ins>
+    </w:p>
+    <w:p>
+      <w:pPr>
         <w:pStyle w:val="WF-Listenabsatz-1-facherZeilenabstand"/>
         <w:rPr>
-          <w:sz w:val="28"/>
+          <w:ins w:id="66" w:author="I E" w:date="2023-03-30T15:22:00Z"/>
         </w:rPr>
       </w:pPr>
-      <w:r>
-        <w:t xml:space="preserve">Lernen durch Erklären – Projektbeispiel: </w:t>
-      </w:r>
-      <w:hyperlink r:id="rId15" w:history="1">
+      <w:ins w:id="67" w:author="I E" w:date="2023-03-30T14:41:00Z">
+        <w:r>
+          <w:t xml:space="preserve">Link zur Plattform: </w:t>
+        </w:r>
+      </w:ins>
+      <w:ins w:id="68" w:author="I E" w:date="2023-03-30T15:22:00Z">
+        <w:r>
+          <w:fldChar w:fldCharType="begin"/>
+        </w:r>
+        <w:r>
+          <w:instrText xml:space="preserve"> HYPERLINK "</w:instrText>
+        </w:r>
+        <w:r>
+          <w:instrText>https://explaineverything.com/explainer-videos/</w:instrText>
+        </w:r>
+        <w:r>
+          <w:instrText xml:space="preserve">" </w:instrText>
+        </w:r>
+        <w:r>
+          <w:fldChar w:fldCharType="separate"/>
+        </w:r>
         <w:r>
           <w:rPr>
             <w:rStyle w:val="Hyperlink"/>
           </w:rPr>
-          <w:t>https://www.klett.de/alias/1067964</w:t>
-        </w:r>
-      </w:hyperlink>
+          <w:t>https://explaineverything.com/explainer-videos/</w:t>
+        </w:r>
+        <w:r>
+          <w:fldChar w:fldCharType="end"/>
+        </w:r>
+      </w:ins>
+    </w:p>
+    <w:p>
+      <w:pPr>
+        <w:pStyle w:val="WF-Listenabsatz-1-facherZeilenabstand"/>
+        <w:numPr>
+          <w:ilvl w:val="0"/>
+          <w:numId w:val="0"/>
+        </w:numPr>
+        <w:ind w:left="720"/>
+        <w:rPr>
+          <w:ins w:id="69" w:author="I E" w:date="2023-03-30T14:37:00Z"/>
+        </w:rPr>
+        <w:pPrChange w:id="70" w:author="I E" w:date="2023-03-30T15:22:00Z">
+          <w:pPr/>
+        </w:pPrChange>
+      </w:pPr>
+    </w:p>
+    <w:p>
+      <w:pPr>
+        <w:pPrChange w:id="71" w:author="I E" w:date="2023-03-30T14:36:00Z">
+          <w:pPr>
+            <w:pStyle w:val="WF-Listenabsatz-1-facherZeilenabstand"/>
+            <w:numPr>
+              <w:numId w:val="0"/>
+            </w:numPr>
+            <w:ind w:left="360" w:firstLine="0"/>
+            <w:jc w:val="both"/>
+          </w:pPr>
+        </w:pPrChange>
+      </w:pPr>
     </w:p>
     <w:sectPr>
-      <w:headerReference w:type="default" r:id="rId16"/>
-      <w:footerReference w:type="default" r:id="rId17"/>
+      <w:headerReference w:type="default" r:id="rId15"/>
+      <w:footerReference w:type="default" r:id="rId16"/>
       <w:pgSz w:w="11906" w:h="16838"/>
       <w:pgMar w:top="1134" w:right="1531" w:bottom="1276" w:left="1531" w:header="284" w:footer="284" w:gutter="0"/>
       <w:cols w:space="708"/>
@@ -711,8 +1483,24 @@
       <w:rPr>
         <w:sz w:val="18"/>
       </w:rPr>
-      <w:t xml:space="preserve">                                    aktualisiert am 06.04.18</w:t>
+      <w:t xml:space="preserve">                                    aktualisiert am </w:t>
     </w:r>
+    <w:del w:id="72" w:author="I E" w:date="2023-03-30T14:05:00Z">
+      <w:r>
+        <w:rPr>
+          <w:sz w:val="18"/>
+        </w:rPr>
+        <w:delText>06.04.18</w:delText>
+      </w:r>
+    </w:del>
+    <w:ins w:id="73" w:author="I E" w:date="2023-03-30T14:05:00Z">
+      <w:r>
+        <w:rPr>
+          <w:sz w:val="18"/>
+        </w:rPr>
+        <w:t>30.03.2023</w:t>
+      </w:r>
+    </w:ins>
     <w:r>
       <w:rPr>
         <w:i/>
@@ -1126,6 +1914,27 @@
 <file path=word/numbering.xml><?xml version="1.0" encoding="utf-8"?>
 <w:numbering xmlns:wpc="http://schemas.microsoft.com/office/word/2010/wordprocessingCanvas" xmlns:cx="http://schemas.microsoft.com/office/drawing/2014/chartex" xmlns:cx1="http://schemas.microsoft.com/office/drawing/2015/9/8/chartex" xmlns:cx2="http://schemas.microsoft.com/office/drawing/2015/10/21/chartex" xmlns:cx3="http://schemas.microsoft.com/office/drawing/2016/5/9/chartex" xmlns:cx4="http://schemas.microsoft.com/office/drawing/2016/5/10/chartex" xmlns:cx5="http://schemas.microsoft.com/office/drawing/2016/5/11/chartex" xmlns:cx6="http://schemas.microsoft.com/office/drawing/2016/5/12/chartex" xmlns:cx7="http://schemas.microsoft.com/office/drawing/2016/5/13/chartex" xmlns:cx8="http://schemas.microsoft.com/office/drawing/2016/5/14/chartex" xmlns:mc="http://schemas.openxmlformats.org/markup-compatibility/2006" xmlns:aink="http://schemas.microsoft.com/office/drawing/2016/ink" xmlns:am3d="http://schemas.microsoft.com/office/drawing/2017/model3d" xmlns:o="urn:schemas-microsoft-com:office:office" xmlns:oel="http://schemas.microsoft.com/office/2019/extlst" xmlns:r="http://schemas.openxmlformats.org/officeDocument/2006/relationships" xmlns:m="http://schemas.openxmlformats.org/officeDocument/2006/math" xmlns:v="urn:schemas-microsoft-com:vml" xmlns:wp14="http://schemas.microsoft.com/office/word/2010/wordprocessingDrawing" xmlns:wp="http://schemas.openxmlformats.org/drawingml/2006/wordprocessingDrawing" xmlns:w10="urn:schemas-microsoft-com:office:word" xmlns:w="http://schemas.openxmlformats.org/wordprocessingml/2006/main" xmlns:w14="http://schemas.microsoft.com/office/word/2010/wordml" xmlns:w15="http://schemas.microsoft.com/office/word/2012/wordml" xmlns:w16cex="http://schemas.microsoft.com/office/word/2018/wordml/cex" xmlns:w16cid="http://schemas.microsoft.com/office/word/2016/wordml/cid" xmlns:w16="http://schemas.microsoft.com/office/word/2018/wordml" xmlns:w16sdtdh="http://schemas.microsoft.com/office/word/2020/wordml/sdtdatahash" xmlns:w16se="http://schemas.microsoft.com/office/word/2015/wordml/symex" xmlns:wpg="http://schemas.microsoft.com/office/word/2010/wordprocessingGroup" xmlns:wpi="http://schemas.microsoft.com/office/word/2010/wordprocessingInk" xmlns:wne="http://schemas.microsoft.com/office/word/2006/wordml" xmlns:wps="http://schemas.microsoft.com/office/word/2010/wordprocessingShape" mc:Ignorable="w14 w15 w16se w16cid w16 w16cex w16sdtdh wp14">
   <w:abstractNum w:abstractNumId="0" w15:restartNumberingAfterBreak="0">
+    <w:nsid w:val="FFFFFF89"/>
+    <w:multiLevelType w:val="singleLevel"/>
+    <w:tmpl w:val="E20C6918"/>
+    <w:lvl w:ilvl="0">
+      <w:start w:val="1"/>
+      <w:numFmt w:val="bullet"/>
+      <w:pStyle w:val="Aufzhlungszeichen"/>
+      <w:lvlText w:val=""/>
+      <w:lvlJc w:val="left"/>
+      <w:pPr>
+        <w:tabs>
+          <w:tab w:val="num" w:pos="360"/>
+        </w:tabs>
+        <w:ind w:left="360" w:hanging="360"/>
+      </w:pPr>
+      <w:rPr>
+        <w:rFonts w:ascii="Symbol" w:hAnsi="Symbol" w:hint="default"/>
+      </w:rPr>
+    </w:lvl>
+  </w:abstractNum>
+  <w:abstractNum w:abstractNumId="1" w15:restartNumberingAfterBreak="0">
     <w:nsid w:val="12EA4CCC"/>
     <w:multiLevelType w:val="hybridMultilevel"/>
     <w:tmpl w:val="F434F304"/>
@@ -1238,7 +2047,7 @@
       </w:rPr>
     </w:lvl>
   </w:abstractNum>
-  <w:abstractNum w:abstractNumId="1" w15:restartNumberingAfterBreak="0">
+  <w:abstractNum w:abstractNumId="2" w15:restartNumberingAfterBreak="0">
     <w:nsid w:val="132C2579"/>
     <w:multiLevelType w:val="hybridMultilevel"/>
     <w:tmpl w:val="958473D4"/>
@@ -1324,7 +2133,7 @@
       </w:pPr>
     </w:lvl>
   </w:abstractNum>
-  <w:abstractNum w:abstractNumId="2" w15:restartNumberingAfterBreak="0">
+  <w:abstractNum w:abstractNumId="3" w15:restartNumberingAfterBreak="0">
     <w:nsid w:val="1482775B"/>
     <w:multiLevelType w:val="multilevel"/>
     <w:tmpl w:val="19448D2E"/>
@@ -1418,7 +2227,7 @@
       </w:pPr>
     </w:lvl>
   </w:abstractNum>
-  <w:abstractNum w:abstractNumId="3" w15:restartNumberingAfterBreak="0">
+  <w:abstractNum w:abstractNumId="4" w15:restartNumberingAfterBreak="0">
     <w:nsid w:val="179269D0"/>
     <w:multiLevelType w:val="hybridMultilevel"/>
     <w:tmpl w:val="489C0142"/>
@@ -1531,7 +2340,119 @@
       </w:rPr>
     </w:lvl>
   </w:abstractNum>
-  <w:abstractNum w:abstractNumId="4" w15:restartNumberingAfterBreak="0">
+  <w:abstractNum w:abstractNumId="5" w15:restartNumberingAfterBreak="0">
+    <w:nsid w:val="2E867487"/>
+    <w:multiLevelType w:val="hybridMultilevel"/>
+    <w:tmpl w:val="6E62388E"/>
+    <w:lvl w:ilvl="0" w:tplc="6DD871B4">
+      <w:numFmt w:val="bullet"/>
+      <w:lvlText w:val="-"/>
+      <w:lvlJc w:val="left"/>
+      <w:pPr>
+        <w:ind w:left="720" w:hanging="360"/>
+      </w:pPr>
+      <w:rPr>
+        <w:rFonts w:ascii="Helvetica 45" w:eastAsiaTheme="minorEastAsia" w:hAnsi="Helvetica 45" w:cstheme="minorBidi" w:hint="default"/>
+      </w:rPr>
+    </w:lvl>
+    <w:lvl w:ilvl="1" w:tplc="04070003" w:tentative="1">
+      <w:start w:val="1"/>
+      <w:numFmt w:val="bullet"/>
+      <w:lvlText w:val="o"/>
+      <w:lvlJc w:val="left"/>
+      <w:pPr>
+        <w:ind w:left="1440" w:hanging="360"/>
+      </w:pPr>
+      <w:rPr>
+        <w:rFonts w:ascii="Courier New" w:hAnsi="Courier New" w:cs="Courier New" w:hint="default"/>
+      </w:rPr>
+    </w:lvl>
+    <w:lvl w:ilvl="2" w:tplc="04070005" w:tentative="1">
+      <w:start w:val="1"/>
+      <w:numFmt w:val="bullet"/>
+      <w:lvlText w:val=""/>
+      <w:lvlJc w:val="left"/>
+      <w:pPr>
+        <w:ind w:left="2160" w:hanging="360"/>
+      </w:pPr>
+      <w:rPr>
+        <w:rFonts w:ascii="Wingdings" w:hAnsi="Wingdings" w:hint="default"/>
+      </w:rPr>
+    </w:lvl>
+    <w:lvl w:ilvl="3" w:tplc="04070001" w:tentative="1">
+      <w:start w:val="1"/>
+      <w:numFmt w:val="bullet"/>
+      <w:lvlText w:val=""/>
+      <w:lvlJc w:val="left"/>
+      <w:pPr>
+        <w:ind w:left="2880" w:hanging="360"/>
+      </w:pPr>
+      <w:rPr>
+        <w:rFonts w:ascii="Symbol" w:hAnsi="Symbol" w:hint="default"/>
+      </w:rPr>
+    </w:lvl>
+    <w:lvl w:ilvl="4" w:tplc="04070003" w:tentative="1">
+      <w:start w:val="1"/>
+      <w:numFmt w:val="bullet"/>
+      <w:lvlText w:val="o"/>
+      <w:lvlJc w:val="left"/>
+      <w:pPr>
+        <w:ind w:left="3600" w:hanging="360"/>
+      </w:pPr>
+      <w:rPr>
+        <w:rFonts w:ascii="Courier New" w:hAnsi="Courier New" w:cs="Courier New" w:hint="default"/>
+      </w:rPr>
+    </w:lvl>
+    <w:lvl w:ilvl="5" w:tplc="04070005" w:tentative="1">
+      <w:start w:val="1"/>
+      <w:numFmt w:val="bullet"/>
+      <w:lvlText w:val=""/>
+      <w:lvlJc w:val="left"/>
+      <w:pPr>
+        <w:ind w:left="4320" w:hanging="360"/>
+      </w:pPr>
+      <w:rPr>
+        <w:rFonts w:ascii="Wingdings" w:hAnsi="Wingdings" w:hint="default"/>
+      </w:rPr>
+    </w:lvl>
+    <w:lvl w:ilvl="6" w:tplc="04070001" w:tentative="1">
+      <w:start w:val="1"/>
+      <w:numFmt w:val="bullet"/>
+      <w:lvlText w:val=""/>
+      <w:lvlJc w:val="left"/>
+      <w:pPr>
+        <w:ind w:left="5040" w:hanging="360"/>
+      </w:pPr>
+      <w:rPr>
+        <w:rFonts w:ascii="Symbol" w:hAnsi="Symbol" w:hint="default"/>
+      </w:rPr>
+    </w:lvl>
+    <w:lvl w:ilvl="7" w:tplc="04070003" w:tentative="1">
+      <w:start w:val="1"/>
+      <w:numFmt w:val="bullet"/>
+      <w:lvlText w:val="o"/>
+      <w:lvlJc w:val="left"/>
+      <w:pPr>
+        <w:ind w:left="5760" w:hanging="360"/>
+      </w:pPr>
+      <w:rPr>
+        <w:rFonts w:ascii="Courier New" w:hAnsi="Courier New" w:cs="Courier New" w:hint="default"/>
+      </w:rPr>
+    </w:lvl>
+    <w:lvl w:ilvl="8" w:tplc="04070005" w:tentative="1">
+      <w:start w:val="1"/>
+      <w:numFmt w:val="bullet"/>
+      <w:lvlText w:val=""/>
+      <w:lvlJc w:val="left"/>
+      <w:pPr>
+        <w:ind w:left="6480" w:hanging="360"/>
+      </w:pPr>
+      <w:rPr>
+        <w:rFonts w:ascii="Wingdings" w:hAnsi="Wingdings" w:hint="default"/>
+      </w:rPr>
+    </w:lvl>
+  </w:abstractNum>
+  <w:abstractNum w:abstractNumId="6" w15:restartNumberingAfterBreak="0">
     <w:nsid w:val="36D0137A"/>
     <w:multiLevelType w:val="hybridMultilevel"/>
     <w:tmpl w:val="DE445526"/>
@@ -1644,7 +2565,7 @@
       </w:rPr>
     </w:lvl>
   </w:abstractNum>
-  <w:abstractNum w:abstractNumId="5" w15:restartNumberingAfterBreak="0">
+  <w:abstractNum w:abstractNumId="7" w15:restartNumberingAfterBreak="0">
     <w:nsid w:val="3EB731D4"/>
     <w:multiLevelType w:val="hybridMultilevel"/>
     <w:tmpl w:val="79A4EB36"/>
@@ -1730,7 +2651,7 @@
       </w:pPr>
     </w:lvl>
   </w:abstractNum>
-  <w:abstractNum w:abstractNumId="6" w15:restartNumberingAfterBreak="0">
+  <w:abstractNum w:abstractNumId="8" w15:restartNumberingAfterBreak="0">
     <w:nsid w:val="4EC936AE"/>
     <w:multiLevelType w:val="hybridMultilevel"/>
     <w:tmpl w:val="EE2EE726"/>
@@ -1816,7 +2737,7 @@
       </w:pPr>
     </w:lvl>
   </w:abstractNum>
-  <w:abstractNum w:abstractNumId="7" w15:restartNumberingAfterBreak="0">
+  <w:abstractNum w:abstractNumId="9" w15:restartNumberingAfterBreak="0">
     <w:nsid w:val="52637171"/>
     <w:multiLevelType w:val="hybridMultilevel"/>
     <w:tmpl w:val="46BC18C0"/>
@@ -1930,7 +2851,7 @@
       </w:rPr>
     </w:lvl>
   </w:abstractNum>
-  <w:abstractNum w:abstractNumId="8" w15:restartNumberingAfterBreak="0">
+  <w:abstractNum w:abstractNumId="10" w15:restartNumberingAfterBreak="0">
     <w:nsid w:val="54521ED2"/>
     <w:multiLevelType w:val="hybridMultilevel"/>
     <w:tmpl w:val="438EF28A"/>
@@ -2043,7 +2964,7 @@
       </w:rPr>
     </w:lvl>
   </w:abstractNum>
-  <w:abstractNum w:abstractNumId="9" w15:restartNumberingAfterBreak="0">
+  <w:abstractNum w:abstractNumId="11" w15:restartNumberingAfterBreak="0">
     <w:nsid w:val="56AB30D8"/>
     <w:multiLevelType w:val="hybridMultilevel"/>
     <w:tmpl w:val="0B6A3ADA"/>
@@ -2156,7 +3077,7 @@
       </w:rPr>
     </w:lvl>
   </w:abstractNum>
-  <w:abstractNum w:abstractNumId="10" w15:restartNumberingAfterBreak="0">
+  <w:abstractNum w:abstractNumId="12" w15:restartNumberingAfterBreak="0">
     <w:nsid w:val="5F824076"/>
     <w:multiLevelType w:val="hybridMultilevel"/>
     <w:tmpl w:val="6C6A8754"/>
@@ -2269,7 +3190,7 @@
       </w:rPr>
     </w:lvl>
   </w:abstractNum>
-  <w:abstractNum w:abstractNumId="11" w15:restartNumberingAfterBreak="0">
+  <w:abstractNum w:abstractNumId="13" w15:restartNumberingAfterBreak="0">
     <w:nsid w:val="6BD229CA"/>
     <w:multiLevelType w:val="hybridMultilevel"/>
     <w:tmpl w:val="EE2EE726"/>
@@ -2355,7 +3276,7 @@
       </w:pPr>
     </w:lvl>
   </w:abstractNum>
-  <w:abstractNum w:abstractNumId="12" w15:restartNumberingAfterBreak="0">
+  <w:abstractNum w:abstractNumId="14" w15:restartNumberingAfterBreak="0">
     <w:nsid w:val="7BAD6BEA"/>
     <w:multiLevelType w:val="hybridMultilevel"/>
     <w:tmpl w:val="7FB83AE4"/>
@@ -2442,75 +3363,89 @@
     </w:lvl>
   </w:abstractNum>
   <w:num w:numId="1" w16cid:durableId="1619291799">
+    <w:abstractNumId w:val="14"/>
+  </w:num>
+  <w:num w:numId="2" w16cid:durableId="1345932770">
+    <w:abstractNumId w:val="3"/>
+  </w:num>
+  <w:num w:numId="3" w16cid:durableId="1193810831">
+    <w:abstractNumId w:val="3"/>
+  </w:num>
+  <w:num w:numId="4" w16cid:durableId="717970850">
+    <w:abstractNumId w:val="3"/>
+  </w:num>
+  <w:num w:numId="5" w16cid:durableId="701126714">
+    <w:abstractNumId w:val="3"/>
+  </w:num>
+  <w:num w:numId="6" w16cid:durableId="222567858">
+    <w:abstractNumId w:val="3"/>
+  </w:num>
+  <w:num w:numId="7" w16cid:durableId="924069238">
+    <w:abstractNumId w:val="3"/>
+  </w:num>
+  <w:num w:numId="8" w16cid:durableId="441917703">
+    <w:abstractNumId w:val="3"/>
+  </w:num>
+  <w:num w:numId="9" w16cid:durableId="1268778363">
+    <w:abstractNumId w:val="3"/>
+  </w:num>
+  <w:num w:numId="10" w16cid:durableId="284580897">
+    <w:abstractNumId w:val="3"/>
+  </w:num>
+  <w:num w:numId="11" w16cid:durableId="1799688128">
+    <w:abstractNumId w:val="3"/>
+  </w:num>
+  <w:num w:numId="12" w16cid:durableId="2043240441">
+    <w:abstractNumId w:val="4"/>
+  </w:num>
+  <w:num w:numId="13" w16cid:durableId="1874340014">
+    <w:abstractNumId w:val="1"/>
+  </w:num>
+  <w:num w:numId="14" w16cid:durableId="1425881627">
+    <w:abstractNumId w:val="10"/>
+  </w:num>
+  <w:num w:numId="15" w16cid:durableId="1846289154">
+    <w:abstractNumId w:val="13"/>
+  </w:num>
+  <w:num w:numId="16" w16cid:durableId="1507789526">
+    <w:abstractNumId w:val="8"/>
+  </w:num>
+  <w:num w:numId="17" w16cid:durableId="1080129636">
+    <w:abstractNumId w:val="11"/>
+  </w:num>
+  <w:num w:numId="18" w16cid:durableId="24790654">
     <w:abstractNumId w:val="12"/>
   </w:num>
-  <w:num w:numId="2" w16cid:durableId="1345932770">
-    <w:abstractNumId w:val="2"/>
+  <w:num w:numId="19" w16cid:durableId="1769037459">
+    <w:abstractNumId w:val="6"/>
   </w:num>
-  <w:num w:numId="3" w16cid:durableId="1193810831">
-    <w:abstractNumId w:val="2"/>
+  <w:num w:numId="20" w16cid:durableId="1886015612">
+    <w:abstractNumId w:val="7"/>
   </w:num>
-  <w:num w:numId="4" w16cid:durableId="717970850">
-    <w:abstractNumId w:val="2"/>
-  </w:num>
-  <w:num w:numId="5" w16cid:durableId="701126714">
-    <w:abstractNumId w:val="2"/>
-  </w:num>
-  <w:num w:numId="6" w16cid:durableId="222567858">
-    <w:abstractNumId w:val="2"/>
-  </w:num>
-  <w:num w:numId="7" w16cid:durableId="924069238">
-    <w:abstractNumId w:val="2"/>
-  </w:num>
-  <w:num w:numId="8" w16cid:durableId="441917703">
-    <w:abstractNumId w:val="2"/>
-  </w:num>
-  <w:num w:numId="9" w16cid:durableId="1268778363">
-    <w:abstractNumId w:val="2"/>
-  </w:num>
-  <w:num w:numId="10" w16cid:durableId="284580897">
-    <w:abstractNumId w:val="2"/>
-  </w:num>
-  <w:num w:numId="11" w16cid:durableId="1799688128">
-    <w:abstractNumId w:val="2"/>
-  </w:num>
-  <w:num w:numId="12" w16cid:durableId="2043240441">
+  <w:num w:numId="21" w16cid:durableId="1489009617">
     <w:abstractNumId w:val="3"/>
   </w:num>
-  <w:num w:numId="13" w16cid:durableId="1874340014">
+  <w:num w:numId="22" w16cid:durableId="1904488857">
+    <w:abstractNumId w:val="3"/>
+  </w:num>
+  <w:num w:numId="23" w16cid:durableId="1830092823">
+    <w:abstractNumId w:val="9"/>
+  </w:num>
+  <w:num w:numId="24" w16cid:durableId="47725484">
     <w:abstractNumId w:val="0"/>
   </w:num>
-  <w:num w:numId="14" w16cid:durableId="1425881627">
-    <w:abstractNumId w:val="8"/>
-  </w:num>
-  <w:num w:numId="15" w16cid:durableId="1846289154">
-    <w:abstractNumId w:val="11"/>
-  </w:num>
-  <w:num w:numId="16" w16cid:durableId="1507789526">
-    <w:abstractNumId w:val="6"/>
-  </w:num>
-  <w:num w:numId="17" w16cid:durableId="1080129636">
-    <w:abstractNumId w:val="9"/>
-  </w:num>
-  <w:num w:numId="18" w16cid:durableId="24790654">
-    <w:abstractNumId w:val="10"/>
-  </w:num>
-  <w:num w:numId="19" w16cid:durableId="1769037459">
-    <w:abstractNumId w:val="4"/>
-  </w:num>
-  <w:num w:numId="20" w16cid:durableId="1886015612">
+  <w:num w:numId="25" w16cid:durableId="13193008">
     <w:abstractNumId w:val="5"/>
   </w:num>
-  <w:num w:numId="21" w16cid:durableId="1489009617">
-    <w:abstractNumId w:val="2"/>
-  </w:num>
-  <w:num w:numId="22" w16cid:durableId="1904488857">
-    <w:abstractNumId w:val="2"/>
-  </w:num>
-  <w:num w:numId="23" w16cid:durableId="1830092823">
-    <w:abstractNumId w:val="7"/>
-  </w:num>
 </w:numbering>
+</file>
+
+<file path=word/people.xml><?xml version="1.0" encoding="utf-8"?>
+<w15:people xmlns:wpc="http://schemas.microsoft.com/office/word/2010/wordprocessingCanvas" xmlns:cx="http://schemas.microsoft.com/office/drawing/2014/chartex" xmlns:cx1="http://schemas.microsoft.com/office/drawing/2015/9/8/chartex" xmlns:cx2="http://schemas.microsoft.com/office/drawing/2015/10/21/chartex" xmlns:cx3="http://schemas.microsoft.com/office/drawing/2016/5/9/chartex" xmlns:cx4="http://schemas.microsoft.com/office/drawing/2016/5/10/chartex" xmlns:cx5="http://schemas.microsoft.com/office/drawing/2016/5/11/chartex" xmlns:cx6="http://schemas.microsoft.com/office/drawing/2016/5/12/chartex" xmlns:cx7="http://schemas.microsoft.com/office/drawing/2016/5/13/chartex" xmlns:cx8="http://schemas.microsoft.com/office/drawing/2016/5/14/chartex" xmlns:mc="http://schemas.openxmlformats.org/markup-compatibility/2006" xmlns:aink="http://schemas.microsoft.com/office/drawing/2016/ink" xmlns:am3d="http://schemas.microsoft.com/office/drawing/2017/model3d" xmlns:o="urn:schemas-microsoft-com:office:office" xmlns:oel="http://schemas.microsoft.com/office/2019/extlst" xmlns:r="http://schemas.openxmlformats.org/officeDocument/2006/relationships" xmlns:m="http://schemas.openxmlformats.org/officeDocument/2006/math" xmlns:v="urn:schemas-microsoft-com:vml" xmlns:wp14="http://schemas.microsoft.com/office/word/2010/wordprocessingDrawing" xmlns:wp="http://schemas.openxmlformats.org/drawingml/2006/wordprocessingDrawing" xmlns:w10="urn:schemas-microsoft-com:office:word" xmlns:w="http://schemas.openxmlformats.org/wordprocessingml/2006/main" xmlns:w14="http://schemas.microsoft.com/office/word/2010/wordml" xmlns:w15="http://schemas.microsoft.com/office/word/2012/wordml" xmlns:w16cex="http://schemas.microsoft.com/office/word/2018/wordml/cex" xmlns:w16cid="http://schemas.microsoft.com/office/word/2016/wordml/cid" xmlns:w16="http://schemas.microsoft.com/office/word/2018/wordml" xmlns:w16sdtdh="http://schemas.microsoft.com/office/word/2020/wordml/sdtdatahash" xmlns:w16se="http://schemas.microsoft.com/office/word/2015/wordml/symex" xmlns:wpg="http://schemas.microsoft.com/office/word/2010/wordprocessingGroup" xmlns:wpi="http://schemas.microsoft.com/office/word/2010/wordprocessingInk" xmlns:wne="http://schemas.microsoft.com/office/word/2006/wordml" xmlns:wps="http://schemas.microsoft.com/office/word/2010/wordprocessingShape" mc:Ignorable="w14 w15 w16se w16cid w16 w16cex w16sdtdh wp14">
+  <w15:person w15:author="I E">
+    <w15:presenceInfo w15:providerId="Windows Live" w15:userId="737e4c38f599e61b"/>
+  </w15:person>
+</w15:people>
 </file>
 
 <file path=word/styles.xml><?xml version="1.0" encoding="utf-8"?>
@@ -3575,7 +4510,6 @@
     <w:basedOn w:val="Standard"/>
     <w:next w:val="Standard"/>
     <w:uiPriority w:val="35"/>
-    <w:semiHidden/>
     <w:unhideWhenUsed/>
     <w:qFormat/>
     <w:rsid w:val="00043DA4"/>
@@ -4108,6 +5042,120 @@
     <w:rPr>
       <w:color w:val="954F72" w:themeColor="followedHyperlink"/>
       <w:u w:val="single"/>
+    </w:rPr>
+  </w:style>
+  <w:style w:type="character" w:styleId="Kommentarzeichen">
+    <w:name w:val="annotation reference"/>
+    <w:basedOn w:val="Absatz-Standardschriftart"/>
+    <w:uiPriority w:val="99"/>
+    <w:semiHidden/>
+    <w:unhideWhenUsed/>
+    <w:rsid w:val="00B14C92"/>
+    <w:rPr>
+      <w:sz w:val="16"/>
+      <w:szCs w:val="16"/>
+    </w:rPr>
+  </w:style>
+  <w:style w:type="paragraph" w:styleId="Kommentartext">
+    <w:name w:val="annotation text"/>
+    <w:basedOn w:val="Standard"/>
+    <w:link w:val="KommentartextZchn"/>
+    <w:uiPriority w:val="99"/>
+    <w:unhideWhenUsed/>
+    <w:rsid w:val="00B14C92"/>
+    <w:pPr>
+      <w:spacing w:line="240" w:lineRule="auto"/>
+    </w:pPr>
+    <w:rPr>
+      <w:sz w:val="20"/>
+      <w:szCs w:val="20"/>
+    </w:rPr>
+  </w:style>
+  <w:style w:type="character" w:customStyle="1" w:styleId="KommentartextZchn">
+    <w:name w:val="Kommentartext Zchn"/>
+    <w:basedOn w:val="Absatz-Standardschriftart"/>
+    <w:link w:val="Kommentartext"/>
+    <w:uiPriority w:val="99"/>
+    <w:rsid w:val="00B14C92"/>
+    <w:rPr>
+      <w:rFonts w:ascii="Helvetica 45" w:hAnsi="Helvetica 45"/>
+      <w:bCs/>
+      <w:noProof/>
+      <w:sz w:val="20"/>
+      <w:szCs w:val="20"/>
+      <w:lang w:eastAsia="de-DE"/>
+    </w:rPr>
+  </w:style>
+  <w:style w:type="paragraph" w:styleId="Kommentarthema">
+    <w:name w:val="annotation subject"/>
+    <w:basedOn w:val="Kommentartext"/>
+    <w:next w:val="Kommentartext"/>
+    <w:link w:val="KommentarthemaZchn"/>
+    <w:uiPriority w:val="99"/>
+    <w:semiHidden/>
+    <w:unhideWhenUsed/>
+    <w:rsid w:val="00B14C92"/>
+    <w:rPr>
+      <w:b/>
+    </w:rPr>
+  </w:style>
+  <w:style w:type="character" w:customStyle="1" w:styleId="KommentarthemaZchn">
+    <w:name w:val="Kommentarthema Zchn"/>
+    <w:basedOn w:val="KommentartextZchn"/>
+    <w:link w:val="Kommentarthema"/>
+    <w:uiPriority w:val="99"/>
+    <w:semiHidden/>
+    <w:rsid w:val="00B14C92"/>
+    <w:rPr>
+      <w:rFonts w:ascii="Helvetica 45" w:hAnsi="Helvetica 45"/>
+      <w:b/>
+      <w:bCs/>
+      <w:noProof/>
+      <w:sz w:val="20"/>
+      <w:szCs w:val="20"/>
+      <w:lang w:eastAsia="de-DE"/>
+    </w:rPr>
+  </w:style>
+  <w:style w:type="paragraph" w:styleId="berarbeitung">
+    <w:name w:val="Revision"/>
+    <w:hidden/>
+    <w:uiPriority w:val="99"/>
+    <w:semiHidden/>
+    <w:rsid w:val="00005022"/>
+    <w:pPr>
+      <w:spacing w:after="0" w:line="240" w:lineRule="auto"/>
+    </w:pPr>
+    <w:rPr>
+      <w:rFonts w:ascii="Helvetica 45" w:hAnsi="Helvetica 45"/>
+      <w:bCs/>
+      <w:noProof/>
+      <w:sz w:val="21"/>
+      <w:lang w:eastAsia="de-DE"/>
+    </w:rPr>
+  </w:style>
+  <w:style w:type="paragraph" w:styleId="Aufzhlungszeichen">
+    <w:name w:val="List Bullet"/>
+    <w:basedOn w:val="Standard"/>
+    <w:uiPriority w:val="99"/>
+    <w:unhideWhenUsed/>
+    <w:rsid w:val="001A0B70"/>
+    <w:pPr>
+      <w:numPr>
+        <w:numId w:val="24"/>
+      </w:numPr>
+      <w:contextualSpacing/>
+    </w:pPr>
+  </w:style>
+  <w:style w:type="character" w:styleId="NichtaufgelsteErwhnung">
+    <w:name w:val="Unresolved Mention"/>
+    <w:basedOn w:val="Absatz-Standardschriftart"/>
+    <w:uiPriority w:val="99"/>
+    <w:semiHidden/>
+    <w:unhideWhenUsed/>
+    <w:rsid w:val="001A0B70"/>
+    <w:rPr>
+      <w:color w:val="605E5C"/>
+      <w:shd w:val="clear" w:color="auto" w:fill="E1DFDD"/>
     </w:rPr>
   </w:style>
 </w:styles>
